--- a/Modelos/AP/FUNDEP/Declaração_coord_FUNDEP.docx
+++ b/Modelos/AP/FUNDEP/Declaração_coord_FUNDEP.docx
@@ -11,8 +11,6 @@
           <w:szCs w:val="24"/>
         </w:rPr>
       </w:pPr>
-      <w:bookmarkStart w:id="0" w:name="_GoBack"/>
-      <w:bookmarkEnd w:id="0"/>
     </w:p>
     <w:p>
       <w:pPr>
@@ -86,7 +84,106 @@
           <w:rFonts w:ascii="Times New Roman" w:hAnsi="Times New Roman"/>
           <w:sz w:val="20"/>
         </w:rPr>
-        <w:t>Lei n. 14.133/2021</w:t>
+        <w:t>Lei n. 14.133/2021 regulamentada pelos Decretos n. 10.929/2022 e 11.430/2023, demais legislação correlata;</w:t>
+      </w:r>
+      <w:r>
+        <w:rPr>
+          <w:rFonts w:ascii="Times New Roman" w:hAnsi="Times New Roman"/>
+          <w:sz w:val="20"/>
+        </w:rPr>
+        <w:t xml:space="preserve"> na Lei n.</w:t>
+      </w:r>
+      <w:r>
+        <w:rPr>
+          <w:rFonts w:ascii="Times New Roman" w:hAnsi="Times New Roman"/>
+          <w:sz w:val="20"/>
+        </w:rPr>
+        <w:t xml:space="preserve"> 8.958/9</w:t>
+      </w:r>
+      <w:r>
+        <w:rPr>
+          <w:rFonts w:ascii="Times New Roman" w:hAnsi="Times New Roman"/>
+          <w:sz w:val="20"/>
+        </w:rPr>
+        <w:t>4, regulamentada pelo Decreto n. 7.423/10; no Decreto n.</w:t>
+      </w:r>
+      <w:r>
+        <w:rPr>
+          <w:rFonts w:ascii="Times New Roman" w:hAnsi="Times New Roman"/>
+          <w:sz w:val="20"/>
+        </w:rPr>
+        <w:t xml:space="preserve"> 93.872/86; </w:t>
+      </w:r>
+      <w:r>
+        <w:rPr>
+          <w:rFonts w:ascii="Times New Roman" w:hAnsi="Times New Roman"/>
+          <w:b/>
+          <w:sz w:val="20"/>
+        </w:rPr>
+        <w:t>nas</w:t>
+      </w:r>
+      <w:r>
+        <w:rPr>
+          <w:rFonts w:ascii="Times New Roman" w:hAnsi="Times New Roman"/>
+          <w:b/>
+          <w:sz w:val="20"/>
+        </w:rPr>
+        <w:t xml:space="preserve"> Resoluç</w:t>
+      </w:r>
+      <w:r>
+        <w:rPr>
+          <w:rFonts w:ascii="Times New Roman" w:hAnsi="Times New Roman"/>
+          <w:b/>
+          <w:sz w:val="20"/>
+        </w:rPr>
+        <w:t xml:space="preserve">ões </w:t>
+      </w:r>
+      <w:r>
+        <w:rPr>
+          <w:rFonts w:ascii="Times New Roman" w:hAnsi="Times New Roman"/>
+          <w:b/>
+          <w:sz w:val="20"/>
+        </w:rPr>
+        <w:t xml:space="preserve">025/12 e </w:t>
+      </w:r>
+      <w:r>
+        <w:rPr>
+          <w:rFonts w:ascii="Times New Roman" w:hAnsi="Times New Roman"/>
+          <w:b/>
+          <w:sz w:val="20"/>
+        </w:rPr>
+        <w:t>0</w:t>
+      </w:r>
+      <w:r>
+        <w:rPr>
+          <w:rFonts w:ascii="Times New Roman" w:hAnsi="Times New Roman"/>
+          <w:b/>
+          <w:sz w:val="20"/>
+        </w:rPr>
+        <w:t>89</w:t>
+      </w:r>
+      <w:r>
+        <w:rPr>
+          <w:rFonts w:ascii="Times New Roman" w:hAnsi="Times New Roman"/>
+          <w:b/>
+          <w:sz w:val="20"/>
+        </w:rPr>
+        <w:t>/</w:t>
+      </w:r>
+      <w:r>
+        <w:rPr>
+          <w:rFonts w:ascii="Times New Roman" w:hAnsi="Times New Roman"/>
+          <w:b/>
+          <w:sz w:val="20"/>
+        </w:rPr>
+        <w:t>22</w:t>
+      </w:r>
+      <w:r>
+        <w:rPr>
+          <w:rFonts w:ascii="Times New Roman" w:hAnsi="Times New Roman"/>
+          <w:sz w:val="20"/>
+        </w:rPr>
+        <w:t>; bem como de suas alterações, para execução do</w:t>
       </w:r>
       <w:r>
         <w:rPr>
@@ -100,113 +197,7 @@
           <w:rFonts w:ascii="Times New Roman" w:hAnsi="Times New Roman"/>
           <w:sz w:val="20"/>
         </w:rPr>
-        <w:t>regulamentada pelos Decretos n. 10.929/2022 e 11.430/2023, demais legislação correlata;</w:t>
-      </w:r>
-      <w:r>
-        <w:rPr>
-          <w:rFonts w:ascii="Times New Roman" w:hAnsi="Times New Roman"/>
-          <w:sz w:val="20"/>
-        </w:rPr>
-        <w:t xml:space="preserve"> na Lei n.</w:t>
-      </w:r>
-      <w:r>
-        <w:rPr>
-          <w:rFonts w:ascii="Times New Roman" w:hAnsi="Times New Roman"/>
-          <w:sz w:val="20"/>
-        </w:rPr>
-        <w:t xml:space="preserve"> 8.958/9</w:t>
-      </w:r>
-      <w:r>
-        <w:rPr>
-          <w:rFonts w:ascii="Times New Roman" w:hAnsi="Times New Roman"/>
-          <w:sz w:val="20"/>
-        </w:rPr>
-        <w:t xml:space="preserve">4, </w:t>
-      </w:r>
-      <w:r>
-        <w:rPr>
-          <w:rFonts w:ascii="Times New Roman" w:hAnsi="Times New Roman"/>
-          <w:sz w:val="20"/>
-        </w:rPr>
-        <w:t>regulamentada pelo Decreto n. 7.423/10; no Decreto n.</w:t>
-      </w:r>
-      <w:r>
-        <w:rPr>
-          <w:rFonts w:ascii="Times New Roman" w:hAnsi="Times New Roman"/>
-          <w:sz w:val="20"/>
-        </w:rPr>
-        <w:t xml:space="preserve"> 93.872/86; </w:t>
-      </w:r>
-      <w:r>
-        <w:rPr>
-          <w:rFonts w:ascii="Times New Roman" w:hAnsi="Times New Roman"/>
-          <w:b/>
-          <w:sz w:val="20"/>
-        </w:rPr>
-        <w:t>nas</w:t>
-      </w:r>
-      <w:r>
-        <w:rPr>
-          <w:rFonts w:ascii="Times New Roman" w:hAnsi="Times New Roman"/>
-          <w:b/>
-          <w:sz w:val="20"/>
-        </w:rPr>
-        <w:t xml:space="preserve"> Resoluç</w:t>
-      </w:r>
-      <w:r>
-        <w:rPr>
-          <w:rFonts w:ascii="Times New Roman" w:hAnsi="Times New Roman"/>
-          <w:b/>
-          <w:sz w:val="20"/>
-        </w:rPr>
-        <w:t xml:space="preserve">ões </w:t>
-      </w:r>
-      <w:r>
-        <w:rPr>
-          <w:rFonts w:ascii="Times New Roman" w:hAnsi="Times New Roman"/>
-          <w:b/>
-          <w:sz w:val="20"/>
-        </w:rPr>
-        <w:t xml:space="preserve">025/12 e </w:t>
-      </w:r>
-      <w:r>
-        <w:rPr>
-          <w:rFonts w:ascii="Times New Roman" w:hAnsi="Times New Roman"/>
-          <w:b/>
-          <w:sz w:val="20"/>
-        </w:rPr>
-        <w:t>0</w:t>
-      </w:r>
-      <w:r>
-        <w:rPr>
-          <w:rFonts w:ascii="Times New Roman" w:hAnsi="Times New Roman"/>
-          <w:b/>
-          <w:sz w:val="20"/>
-        </w:rPr>
-        <w:t>89</w:t>
-      </w:r>
-      <w:r>
-        <w:rPr>
-          <w:rFonts w:ascii="Times New Roman" w:hAnsi="Times New Roman"/>
-          <w:b/>
-          <w:sz w:val="20"/>
-        </w:rPr>
-        <w:t>/</w:t>
-      </w:r>
-      <w:r>
-        <w:rPr>
-          <w:rFonts w:ascii="Times New Roman" w:hAnsi="Times New Roman"/>
-          <w:b/>
-          <w:sz w:val="20"/>
-        </w:rPr>
-        <w:t>22</w:t>
-      </w:r>
-      <w:r>
-        <w:rPr>
-          <w:rFonts w:ascii="Times New Roman" w:hAnsi="Times New Roman"/>
-          <w:sz w:val="20"/>
-        </w:rPr>
-        <w:t>; bem como de suas alterações, para execução do</w:t>
+        <w:t>contrato</w:t>
       </w:r>
       <w:r>
         <w:rPr>
@@ -220,7 +211,7 @@
           <w:rFonts w:ascii="Times New Roman" w:hAnsi="Times New Roman"/>
           <w:sz w:val="20"/>
         </w:rPr>
-        <w:t>contrato</w:t>
+        <w:t>entre UFSM e</w:t>
       </w:r>
       <w:r>
         <w:rPr>
@@ -232,38 +223,35 @@
       <w:r>
         <w:rPr>
           <w:rFonts w:ascii="Times New Roman" w:hAnsi="Times New Roman"/>
-          <w:sz w:val="20"/>
-        </w:rPr>
-        <w:t>entre UFSM e</w:t>
-      </w:r>
-      <w:r>
-        <w:rPr>
-          <w:rFonts w:ascii="Times New Roman" w:hAnsi="Times New Roman"/>
-          <w:sz w:val="20"/>
-        </w:rPr>
-        <w:t xml:space="preserve"> </w:t>
-      </w:r>
-      <w:r>
-        <w:rPr>
-          <w:rFonts w:ascii="Times New Roman" w:hAnsi="Times New Roman"/>
-          <w:b/>
-          <w:sz w:val="20"/>
-        </w:rPr>
-        <w:t>{{ fundacao }}</w:t>
-      </w:r>
-      <w:r>
-        <w:rPr>
-          <w:rFonts w:ascii="Times New Roman" w:hAnsi="Times New Roman"/>
-          <w:sz w:val="20"/>
-        </w:rPr>
-        <w:t>,</w:t>
-      </w:r>
-      <w:r>
-        <w:rPr>
-          <w:rFonts w:ascii="Times New Roman" w:hAnsi="Times New Roman"/>
-          <w:sz w:val="20"/>
-        </w:rPr>
-        <w:t xml:space="preserve"> </w:t>
+          <w:b/>
+          <w:sz w:val="20"/>
+        </w:rPr>
+        <w:t xml:space="preserve">{{ </w:t>
+      </w:r>
+      <w:proofErr w:type="spellStart"/>
+      <w:r>
+        <w:rPr>
+          <w:rFonts w:ascii="Times New Roman" w:hAnsi="Times New Roman"/>
+          <w:b/>
+          <w:sz w:val="20"/>
+        </w:rPr>
+        <w:t>fundacao</w:t>
+      </w:r>
+      <w:proofErr w:type="spellEnd"/>
+      <w:r>
+        <w:rPr>
+          <w:rFonts w:ascii="Times New Roman" w:hAnsi="Times New Roman"/>
+          <w:b/>
+          <w:sz w:val="20"/>
+        </w:rPr>
+        <w:t xml:space="preserve"> }}</w:t>
+      </w:r>
+      <w:r>
+        <w:rPr>
+          <w:rFonts w:ascii="Times New Roman" w:hAnsi="Times New Roman"/>
+          <w:sz w:val="20"/>
+        </w:rPr>
+        <w:t xml:space="preserve">, </w:t>
       </w:r>
       <w:r>
         <w:rPr>
@@ -275,10 +263,25 @@
       <w:r>
         <w:rPr>
           <w:rFonts w:ascii="Times New Roman" w:hAnsi="Times New Roman"/>
-          <w:color w:val="FF0000"/>
-          <w:sz w:val="20"/>
-        </w:rPr>
-        <w:t>{{ nome_projeto }}</w:t>
+          <w:sz w:val="20"/>
+        </w:rPr>
+        <w:t xml:space="preserve">{{ </w:t>
+      </w:r>
+      <w:proofErr w:type="spellStart"/>
+      <w:r>
+        <w:rPr>
+          <w:rFonts w:ascii="Times New Roman" w:hAnsi="Times New Roman"/>
+          <w:sz w:val="20"/>
+        </w:rPr>
+        <w:t>nome_projeto</w:t>
+      </w:r>
+      <w:proofErr w:type="spellEnd"/>
+      <w:r>
+        <w:rPr>
+          <w:rFonts w:ascii="Times New Roman" w:hAnsi="Times New Roman"/>
+          <w:sz w:val="20"/>
+        </w:rPr>
+        <w:t xml:space="preserve"> }}</w:t>
       </w:r>
       <w:r>
         <w:rPr>
@@ -290,10 +293,25 @@
       <w:r>
         <w:rPr>
           <w:rFonts w:ascii="Times New Roman" w:hAnsi="Times New Roman"/>
-          <w:color w:val="FF0000"/>
-          <w:sz w:val="20"/>
-        </w:rPr>
-        <w:t>{{ n_projeto }}</w:t>
+          <w:sz w:val="20"/>
+        </w:rPr>
+        <w:t xml:space="preserve">{{ </w:t>
+      </w:r>
+      <w:proofErr w:type="spellStart"/>
+      <w:r>
+        <w:rPr>
+          <w:rFonts w:ascii="Times New Roman" w:hAnsi="Times New Roman"/>
+          <w:sz w:val="20"/>
+        </w:rPr>
+        <w:t>n_projeto</w:t>
+      </w:r>
+      <w:proofErr w:type="spellEnd"/>
+      <w:r>
+        <w:rPr>
+          <w:rFonts w:ascii="Times New Roman" w:hAnsi="Times New Roman"/>
+          <w:sz w:val="20"/>
+        </w:rPr>
+        <w:t xml:space="preserve"> }}</w:t>
       </w:r>
     </w:p>
     <w:p>
@@ -1410,7 +1428,25 @@
           <w:sz w:val="18"/>
           <w:szCs w:val="18"/>
         </w:rPr>
-        <w:t>I - divulgar ou fazer uso de informação privilegiada, em proveito próprio ou de terceiro, obtida em razão das atividades exercidas;</w:t>
+        <w:t xml:space="preserve">I - divulgar ou fazer uso de informação privilegiada, em proveito próprio ou de </w:t>
+      </w:r>
+      <w:proofErr w:type="spellStart"/>
+      <w:r>
+        <w:rPr>
+          <w:position w:val="-1"/>
+          <w:sz w:val="18"/>
+          <w:szCs w:val="18"/>
+        </w:rPr>
+        <w:t>terceiro</w:t>
+      </w:r>
+      <w:proofErr w:type="spellEnd"/>
+      <w:r>
+        <w:rPr>
+          <w:position w:val="-1"/>
+          <w:sz w:val="18"/>
+          <w:szCs w:val="18"/>
+        </w:rPr>
+        <w:t>, obtida em razão das atividades exercidas;</w:t>
       </w:r>
     </w:p>
     <w:p>
@@ -1815,7 +1851,23 @@
           <w:rFonts w:ascii="Times New Roman" w:hAnsi="Times New Roman"/>
           <w:sz w:val="20"/>
         </w:rPr>
-        <w:t>{{ data_atual }}</w:t>
+        <w:t xml:space="preserve">{{ </w:t>
+      </w:r>
+      <w:proofErr w:type="spellStart"/>
+      <w:r>
+        <w:rPr>
+          <w:rFonts w:ascii="Times New Roman" w:hAnsi="Times New Roman"/>
+          <w:sz w:val="20"/>
+        </w:rPr>
+        <w:t>data_atual</w:t>
+      </w:r>
+      <w:proofErr w:type="spellEnd"/>
+      <w:r>
+        <w:rPr>
+          <w:rFonts w:ascii="Times New Roman" w:hAnsi="Times New Roman"/>
+          <w:sz w:val="20"/>
+        </w:rPr>
+        <w:t xml:space="preserve"> }}</w:t>
       </w:r>
       <w:r>
         <w:rPr>
@@ -1885,7 +1937,43 @@
         <w:jc w:val="right"/>
       </w:pPr>
       <w:r>
-        <w:t>{{ nome_coord }} {{ siape_coord }}</w:t>
+        <w:t xml:space="preserve">NOME: </w:t>
+      </w:r>
+      <w:proofErr w:type="gramStart"/>
+      <w:r>
+        <w:t xml:space="preserve">{{ </w:t>
+      </w:r>
+      <w:proofErr w:type="spellStart"/>
+      <w:r>
+        <w:t>nome</w:t>
+      </w:r>
+      <w:proofErr w:type="gramEnd"/>
+      <w:r>
+        <w:t>_co</w:t>
+      </w:r>
+      <w:bookmarkStart w:id="0" w:name="_GoBack"/>
+      <w:bookmarkEnd w:id="0"/>
+      <w:r>
+        <w:t>ord</w:t>
+      </w:r>
+      <w:proofErr w:type="spellEnd"/>
+      <w:r>
+        <w:t xml:space="preserve"> }} </w:t>
+      </w:r>
+      <w:r>
+        <w:br/>
+        <w:t xml:space="preserve">SIAPE: </w:t>
+      </w:r>
+      <w:r>
+        <w:t xml:space="preserve">{{ </w:t>
+      </w:r>
+      <w:proofErr w:type="spellStart"/>
+      <w:r>
+        <w:t>siape_coord</w:t>
+      </w:r>
+      <w:proofErr w:type="spellEnd"/>
+      <w:r>
+        <w:t xml:space="preserve"> }}</w:t>
       </w:r>
     </w:p>
     <w:p>
@@ -1897,20 +1985,6 @@
       </w:pPr>
       <w:r>
         <w:t>Coordenador do Projeto</w:t>
-      </w:r>
-    </w:p>
-    <w:p>
-      <w:pPr>
-        <w:jc w:val="right"/>
-        <w:rPr>
-          <w:color w:val="FF0000"/>
-        </w:rPr>
-      </w:pPr>
-      <w:r>
-        <w:rPr>
-          <w:color w:val="FF0000"/>
-        </w:rPr>
-        <w:t>Nome e Matrícula</w:t>
       </w:r>
     </w:p>
     <w:sectPr>
@@ -2778,7 +2852,6 @@
     <w:uiPriority w:val="99"/>
     <w:semiHidden/>
     <w:unhideWhenUsed/>
-    <w:qFormat/>
     <w:tblPr>
       <w:tblInd w:w="0" w:type="dxa"/>
       <w:tblCellMar>
